--- a/examples/tutorial/doc/21-regression-workflow.docx
+++ b/examples/tutorial/doc/21-regression-workflow.docx
@@ -170,7 +170,7 @@
         <w:rPr>
           <w:rStyle w:val="VerbatimChar"/>
         </w:rPr>
-        <w:t xml:space="preserve">##      crim zn indus chas   nox    rm  age    dis rad tax ptratio  black lstat medv</w:t>
+        <w:t xml:space="preserve">##      crim zn indus chas   nox    rm  age    dis rad tax ptratio  black lstat</w:t>
       </w:r>
       <w:r>
         <w:br/>
@@ -179,7 +179,7 @@
         <w:rPr>
           <w:rStyle w:val="VerbatimChar"/>
         </w:rPr>
-        <w:t xml:space="preserve">## 1 0.00632 18  2.31    0 0.538 6.575 65.2 4.0900   1 296    15.3 396.90  4.98 24.0</w:t>
+        <w:t xml:space="preserve">## 1 0.00632 18  2.31    0 0.538 6.575 65.2 4.0900   1 296    15.3 396.90  4.98</w:t>
       </w:r>
       <w:r>
         <w:br/>
@@ -188,7 +188,7 @@
         <w:rPr>
           <w:rStyle w:val="VerbatimChar"/>
         </w:rPr>
-        <w:t xml:space="preserve">## 2 0.02731  0  7.07    0 0.469 6.421 78.9 4.9671   2 242    17.8 396.90  9.14 21.6</w:t>
+        <w:t xml:space="preserve">## 2 0.02731  0  7.07    0 0.469 6.421 78.9 4.9671   2 242    17.8 396.90  9.14</w:t>
       </w:r>
       <w:r>
         <w:br/>
@@ -197,7 +197,7 @@
         <w:rPr>
           <w:rStyle w:val="VerbatimChar"/>
         </w:rPr>
-        <w:t xml:space="preserve">## 3 0.02729  0  7.07    0 0.469 7.185 61.1 4.9671   2 242    17.8 392.83  4.03 34.7</w:t>
+        <w:t xml:space="preserve">## 3 0.02729  0  7.07    0 0.469 7.185 61.1 4.9671   2 242    17.8 392.83  4.03</w:t>
       </w:r>
       <w:r>
         <w:br/>
@@ -206,7 +206,7 @@
         <w:rPr>
           <w:rStyle w:val="VerbatimChar"/>
         </w:rPr>
-        <w:t xml:space="preserve">## 4 0.03237  0  2.18    0 0.458 6.998 45.8 6.0622   3 222    18.7 394.63  2.94 33.4</w:t>
+        <w:t xml:space="preserve">## 4 0.03237  0  2.18    0 0.458 6.998 45.8 6.0622   3 222    18.7 394.63  2.94</w:t>
       </w:r>
       <w:r>
         <w:br/>
@@ -215,7 +215,7 @@
         <w:rPr>
           <w:rStyle w:val="VerbatimChar"/>
         </w:rPr>
-        <w:t xml:space="preserve">## 5 0.06905  0  2.18    0 0.458 7.147 54.2 6.0622   3 222    18.7 396.90  5.33 36.2</w:t>
+        <w:t xml:space="preserve">## 5 0.06905  0  2.18    0 0.458 7.147 54.2 6.0622   3 222    18.7 396.90  5.33</w:t>
       </w:r>
       <w:r>
         <w:br/>
@@ -224,7 +224,70 @@
         <w:rPr>
           <w:rStyle w:val="VerbatimChar"/>
         </w:rPr>
-        <w:t xml:space="preserve">## 6 0.02985  0  2.18    0 0.458 6.430 58.7 6.0622   3 222    18.7 394.12  5.21 28.7</w:t>
+        <w:t xml:space="preserve">## 6 0.02985  0  2.18    0 0.458 6.430 58.7 6.0622   3 222    18.7 394.12  5.21</w:t>
+      </w:r>
+      <w:r>
+        <w:br/>
+      </w:r>
+      <w:r>
+        <w:rPr>
+          <w:rStyle w:val="VerbatimChar"/>
+        </w:rPr>
+        <w:t xml:space="preserve">##   medv</w:t>
+      </w:r>
+      <w:r>
+        <w:br/>
+      </w:r>
+      <w:r>
+        <w:rPr>
+          <w:rStyle w:val="VerbatimChar"/>
+        </w:rPr>
+        <w:t xml:space="preserve">## 1 24.0</w:t>
+      </w:r>
+      <w:r>
+        <w:br/>
+      </w:r>
+      <w:r>
+        <w:rPr>
+          <w:rStyle w:val="VerbatimChar"/>
+        </w:rPr>
+        <w:t xml:space="preserve">## 2 21.6</w:t>
+      </w:r>
+      <w:r>
+        <w:br/>
+      </w:r>
+      <w:r>
+        <w:rPr>
+          <w:rStyle w:val="VerbatimChar"/>
+        </w:rPr>
+        <w:t xml:space="preserve">## 3 34.7</w:t>
+      </w:r>
+      <w:r>
+        <w:br/>
+      </w:r>
+      <w:r>
+        <w:rPr>
+          <w:rStyle w:val="VerbatimChar"/>
+        </w:rPr>
+        <w:t xml:space="preserve">## 4 33.4</w:t>
+      </w:r>
+      <w:r>
+        <w:br/>
+      </w:r>
+      <w:r>
+        <w:rPr>
+          <w:rStyle w:val="VerbatimChar"/>
+        </w:rPr>
+        <w:t xml:space="preserve">## 5 36.2</w:t>
+      </w:r>
+      <w:r>
+        <w:br/>
+      </w:r>
+      <w:r>
+        <w:rPr>
+          <w:rStyle w:val="VerbatimChar"/>
+        </w:rPr>
+        <w:t xml:space="preserve">## 6 28.7</w:t>
       </w:r>
     </w:p>
     <w:p>
